--- a/tests/corpus/korvane/files/legal/lease_summary_gdy1_yard.docx
+++ b/tests/corpus/korvane/files/legal/lease_summary_gdy1_yard.docx
@@ -63,6 +63,9 @@
         <w:gridCol w:w="2880"/>
       </w:tblGrid>
       <w:tr>
+        <w:trPr>
+          <w:cantSplit/>
+        </w:trPr>
         <w:tc>
           <w:tcPr>
             <w:tcW w:type="dxa" w:w="2880"/>
@@ -104,6 +107,9 @@
         </w:tc>
       </w:tr>
       <w:tr>
+        <w:trPr>
+          <w:cantSplit/>
+        </w:trPr>
         <w:tc>
           <w:tcPr>
             <w:tcW w:type="dxa" w:w="2880"/>
@@ -136,6 +142,9 @@
         </w:tc>
       </w:tr>
       <w:tr>
+        <w:trPr>
+          <w:cantSplit/>
+        </w:trPr>
         <w:tc>
           <w:tcPr>
             <w:tcW w:type="dxa" w:w="2880"/>
@@ -168,6 +177,9 @@
         </w:tc>
       </w:tr>
       <w:tr>
+        <w:trPr>
+          <w:cantSplit/>
+        </w:trPr>
         <w:tc>
           <w:tcPr>
             <w:tcW w:type="dxa" w:w="2880"/>
@@ -200,6 +212,9 @@
         </w:tc>
       </w:tr>
       <w:tr>
+        <w:trPr>
+          <w:cantSplit/>
+        </w:trPr>
         <w:tc>
           <w:tcPr>
             <w:tcW w:type="dxa" w:w="2880"/>
@@ -232,6 +247,9 @@
         </w:tc>
       </w:tr>
       <w:tr>
+        <w:trPr>
+          <w:cantSplit/>
+        </w:trPr>
         <w:tc>
           <w:tcPr>
             <w:tcW w:type="dxa" w:w="2880"/>
